--- a/docs/班級工具箱使用說明.docx
+++ b/docs/班級工具箱使用說明.docx
@@ -78,7 +78,7 @@
         <w:rPr>
           <w:rFonts w:ascii="Calibri" w:cs="Calibri" w:eastAsia="Microsoft JhengHei" w:hAnsi="Calibri"/>
         </w:rPr>
-        <w:t xml:space="preserve">3. 分頁與顯示設定</w:t>
+        <w:t xml:space="preserve">3. SH150 運動登記</w:t>
       </w:r>
     </w:p>
     <w:p>
@@ -90,7 +90,7 @@
         <w:rPr>
           <w:rFonts w:ascii="Calibri" w:cs="Calibri" w:eastAsia="Microsoft JhengHei" w:hAnsi="Calibri"/>
         </w:rPr>
-        <w:t xml:space="preserve">4. SH150 運動登記</w:t>
+        <w:t xml:space="preserve">4. 填報學校本週資料</w:t>
       </w:r>
     </w:p>
     <w:p>
@@ -102,7 +102,7 @@
         <w:rPr>
           <w:rFonts w:ascii="Calibri" w:cs="Calibri" w:eastAsia="Microsoft JhengHei" w:hAnsi="Calibri"/>
         </w:rPr>
-        <w:t xml:space="preserve">5. 填報學校本週資料</w:t>
+        <w:t xml:space="preserve">5. 含氟每週紀錄</w:t>
       </w:r>
     </w:p>
     <w:p>
@@ -114,7 +114,7 @@
         <w:rPr>
           <w:rFonts w:ascii="Calibri" w:cs="Calibri" w:eastAsia="Microsoft JhengHei" w:hAnsi="Calibri"/>
         </w:rPr>
-        <w:t xml:space="preserve">6. 含氟每週紀錄</w:t>
+        <w:t xml:space="preserve">6. 備份與還原（重要）</w:t>
       </w:r>
     </w:p>
     <w:p>
@@ -126,7 +126,7 @@
         <w:rPr>
           <w:rFonts w:ascii="Calibri" w:cs="Calibri" w:eastAsia="Microsoft JhengHei" w:hAnsi="Calibri"/>
         </w:rPr>
-        <w:t xml:space="preserve">7. 倒數計時</w:t>
+        <w:t xml:space="preserve">7. 進階：自己修改工具</w:t>
       </w:r>
     </w:p>
     <w:p>
@@ -138,55 +138,7 @@
         <w:rPr>
           <w:rFonts w:ascii="Calibri" w:cs="Calibri" w:eastAsia="Microsoft JhengHei" w:hAnsi="Calibri"/>
         </w:rPr>
-        <w:t xml:space="preserve">8. 秩序登記</w:t>
-      </w:r>
-    </w:p>
-    <w:p>
-      <w:pPr>
-        <w:spacing w:after="40"/>
-        <w:ind w:left="360"/>
-      </w:pPr>
-      <w:r>
-        <w:rPr>
-          <w:rFonts w:ascii="Calibri" w:cs="Calibri" w:eastAsia="Microsoft JhengHei" w:hAnsi="Calibri"/>
-        </w:rPr>
-        <w:t xml:space="preserve">9. 小組討論</w:t>
-      </w:r>
-    </w:p>
-    <w:p>
-      <w:pPr>
-        <w:spacing w:after="40"/>
-        <w:ind w:left="360"/>
-      </w:pPr>
-      <w:r>
-        <w:rPr>
-          <w:rFonts w:ascii="Calibri" w:cs="Calibri" w:eastAsia="Microsoft JhengHei" w:hAnsi="Calibri"/>
-        </w:rPr>
-        <w:t xml:space="preserve">10. 備份與還原（重要）</w:t>
-      </w:r>
-    </w:p>
-    <w:p>
-      <w:pPr>
-        <w:spacing w:after="40"/>
-        <w:ind w:left="360"/>
-      </w:pPr>
-      <w:r>
-        <w:rPr>
-          <w:rFonts w:ascii="Calibri" w:cs="Calibri" w:eastAsia="Microsoft JhengHei" w:hAnsi="Calibri"/>
-        </w:rPr>
-        <w:t xml:space="preserve">11. 進階：自己修改工具</w:t>
-      </w:r>
-    </w:p>
-    <w:p>
-      <w:pPr>
-        <w:spacing w:after="40"/>
-        <w:ind w:left="360"/>
-      </w:pPr>
-      <w:r>
-        <w:rPr>
-          <w:rFonts w:ascii="Calibri" w:cs="Calibri" w:eastAsia="Microsoft JhengHei" w:hAnsi="Calibri"/>
-        </w:rPr>
-        <w:t xml:space="preserve">12. 常見問題</w:t>
+        <w:t xml:space="preserve">8. 常見問題</w:t>
       </w:r>
     </w:p>
     <w:p>
@@ -246,7 +198,7 @@
         <w:rPr>
           <w:rFonts w:ascii="Calibri" w:cs="Calibri" w:eastAsia="Microsoft JhengHei" w:hAnsi="Calibri"/>
         </w:rPr>
-        <w:t xml:space="preserve">包含：SH150 運動登記（含每週填報學校表單）、含氟每週紀錄、倒數計時、秩序登記、小組討論。</w:t>
+        <w:t xml:space="preserve">包含：SH150 運動登記（含每週填報學校表單）、含氟每週紀錄。</w:t>
       </w:r>
     </w:p>
     <w:p>
@@ -286,7 +238,7 @@
         <w:rPr>
           <w:rFonts w:ascii="Calibri" w:cs="Calibri" w:eastAsia="Microsoft JhengHei" w:hAnsi="Calibri"/>
         </w:rPr>
-        <w:t xml:space="preserve">也因為這樣，換一台電腦或換一個瀏覽器，資料不會跟過去，要靠「備份與還原」搬（見第 10 節）。</w:t>
+        <w:t xml:space="preserve">也因為這樣，換一台電腦或換一個瀏覽器，資料不會跟過去，要靠「備份與還原」搬（見第 6 節）。</w:t>
       </w:r>
     </w:p>
     <w:p>
@@ -867,47 +819,7 @@
           <w:bCs/>
           <w:color w:val="0369A1"/>
         </w:rPr>
-        <w:t xml:space="preserve">3. 分頁與顯示設定</w:t>
-      </w:r>
-    </w:p>
-    <w:p>
-      <w:pPr>
-        <w:spacing w:after="80"/>
-        <w:jc w:val="left"/>
-      </w:pPr>
-      <w:r>
-        <w:rPr>
-          <w:rFonts w:ascii="Calibri" w:cs="Calibri" w:eastAsia="Microsoft JhengHei" w:hAnsi="Calibri"/>
-        </w:rPr>
-        <w:t xml:space="preserve">預設只顯示 </w:t>
-      </w:r>
-      <w:r>
-        <w:rPr>
-          <w:rFonts w:ascii="Calibri" w:cs="Calibri" w:eastAsia="Microsoft JhengHei" w:hAnsi="Calibri"/>
-          <w:b/>
-          <w:bCs/>
-        </w:rPr>
-        <w:t xml:space="preserve">🏃 SH150 運動登記</w:t>
-      </w:r>
-      <w:r>
-        <w:rPr>
-          <w:rFonts w:ascii="Calibri" w:cs="Calibri" w:eastAsia="Microsoft JhengHei" w:hAnsi="Calibri"/>
-        </w:rPr>
-        <w:t xml:space="preserve"> 和 </w:t>
-      </w:r>
-      <w:r>
-        <w:rPr>
-          <w:rFonts w:ascii="Calibri" w:cs="Calibri" w:eastAsia="Microsoft JhengHei" w:hAnsi="Calibri"/>
-          <w:b/>
-          <w:bCs/>
-        </w:rPr>
-        <w:t xml:space="preserve">🗓 含氟每週紀錄</w:t>
-      </w:r>
-      <w:r>
-        <w:rPr>
-          <w:rFonts w:ascii="Calibri" w:cs="Calibri" w:eastAsia="Microsoft JhengHei" w:hAnsi="Calibri"/>
-        </w:rPr>
-        <w:t xml:space="preserve">。其他分頁要用時再打開：</w:t>
+        <w:t xml:space="preserve">3. SH150 運動登記</w:t>
       </w:r>
     </w:p>
     <w:p>
@@ -923,21 +835,35 @@
         <w:rPr>
           <w:rFonts w:ascii="Calibri" w:cs="Calibri" w:eastAsia="Microsoft JhengHei" w:hAnsi="Calibri"/>
         </w:rPr>
-        <w:t xml:space="preserve">按分頁列最右邊的 </w:t>
-      </w:r>
-      <w:r>
-        <w:rPr>
-          <w:rFonts w:ascii="Calibri" w:cs="Calibri" w:eastAsia="Microsoft JhengHei" w:hAnsi="Calibri"/>
-          <w:b/>
-          <w:bCs/>
-        </w:rPr>
-        <w:t xml:space="preserve">⚙️</w:t>
-      </w:r>
-      <w:r>
-        <w:rPr>
-          <w:rFonts w:ascii="Calibri" w:cs="Calibri" w:eastAsia="Microsoft JhengHei" w:hAnsi="Calibri"/>
-        </w:rPr>
-        <w:t xml:space="preserve">。</w:t>
+        <w:t xml:space="preserve">用 </w:t>
+      </w:r>
+      <w:r>
+        <w:rPr>
+          <w:rFonts w:ascii="Calibri" w:cs="Calibri" w:eastAsia="Microsoft JhengHei" w:hAnsi="Calibri"/>
+          <w:b/>
+          <w:bCs/>
+        </w:rPr>
+        <w:t xml:space="preserve">◀ 上一週</w:t>
+      </w:r>
+      <w:r>
+        <w:rPr>
+          <w:rFonts w:ascii="Calibri" w:cs="Calibri" w:eastAsia="Microsoft JhengHei" w:hAnsi="Calibri"/>
+        </w:rPr>
+        <w:t xml:space="preserve">／</w:t>
+      </w:r>
+      <w:r>
+        <w:rPr>
+          <w:rFonts w:ascii="Calibri" w:cs="Calibri" w:eastAsia="Microsoft JhengHei" w:hAnsi="Calibri"/>
+          <w:b/>
+          <w:bCs/>
+        </w:rPr>
+        <w:t xml:space="preserve">下一週 ▶</w:t>
+      </w:r>
+      <w:r>
+        <w:rPr>
+          <w:rFonts w:ascii="Calibri" w:cs="Calibri" w:eastAsia="Microsoft JhengHei" w:hAnsi="Calibri"/>
+        </w:rPr>
+        <w:t xml:space="preserve"> 或直接輸入週次，選要登記的那一週。打開時會自動跳到本週。</w:t>
       </w:r>
     </w:p>
     <w:p>
@@ -953,7 +879,7 @@
         <w:rPr>
           <w:rFonts w:ascii="Calibri" w:cs="Calibri" w:eastAsia="Microsoft JhengHei" w:hAnsi="Calibri"/>
         </w:rPr>
-        <w:t xml:space="preserve">勾選要顯示的分頁（倒數計時、秩序登記、小組討論），用 ▲▼ 調整順序。</w:t>
+        <w:t xml:space="preserve">點星期一～星期五切換日期，預設是今天。</w:t>
       </w:r>
     </w:p>
     <w:p>
@@ -969,21 +895,161 @@
         <w:rPr>
           <w:rFonts w:ascii="Calibri" w:cs="Calibri" w:eastAsia="Microsoft JhengHei" w:hAnsi="Calibri"/>
         </w:rPr>
-        <w:t xml:space="preserve">按 </w:t>
-      </w:r>
-      <w:r>
-        <w:rPr>
-          <w:rFonts w:ascii="Calibri" w:cs="Calibri" w:eastAsia="Microsoft JhengHei" w:hAnsi="Calibri"/>
-          <w:b/>
-          <w:bCs/>
-        </w:rPr>
-        <w:t xml:space="preserve">儲存</w:t>
-      </w:r>
-      <w:r>
-        <w:rPr>
-          <w:rFonts w:ascii="Calibri" w:cs="Calibri" w:eastAsia="Microsoft JhengHei" w:hAnsi="Calibri"/>
-        </w:rPr>
-        <w:t xml:space="preserve">。排在第一個的分頁就是打開網頁時的預設畫面。</w:t>
+        <w:t xml:space="preserve">點學生卡片，輸入</w:t>
+      </w:r>
+      <w:r>
+        <w:rPr>
+          <w:rFonts w:ascii="Calibri" w:cs="Calibri" w:eastAsia="Microsoft JhengHei" w:hAnsi="Calibri"/>
+          <w:b/>
+          <w:bCs/>
+        </w:rPr>
+        <w:t xml:space="preserve">跑步圈數</w:t>
+      </w:r>
+      <w:r>
+        <w:rPr>
+          <w:rFonts w:ascii="Calibri" w:cs="Calibri" w:eastAsia="Microsoft JhengHei" w:hAnsi="Calibri"/>
+        </w:rPr>
+        <w:t xml:space="preserve">和</w:t>
+      </w:r>
+      <w:r>
+        <w:rPr>
+          <w:rFonts w:ascii="Calibri" w:cs="Calibri" w:eastAsia="Microsoft JhengHei" w:hAnsi="Calibri"/>
+          <w:b/>
+          <w:bCs/>
+        </w:rPr>
+        <w:t xml:space="preserve">跳繩下數</w:t>
+      </w:r>
+      <w:r>
+        <w:rPr>
+          <w:rFonts w:ascii="Calibri" w:cs="Calibri" w:eastAsia="Microsoft JhengHei" w:hAnsi="Calibri"/>
+        </w:rPr>
+        <w:t xml:space="preserve">（可用 +1圈、+200下 等快速按鈕），按儲存。</w:t>
+      </w:r>
+    </w:p>
+    <w:p>
+      <w:pPr>
+        <w:pStyle w:val="ListParagraph"/>
+        <w:numPr>
+          <w:ilvl w:val="0"/>
+          <w:numId w:val="3"/>
+        </w:numPr>
+        <w:spacing w:after="40"/>
+      </w:pPr>
+      <w:r>
+        <w:rPr>
+          <w:rFonts w:ascii="Calibri" w:cs="Calibri" w:eastAsia="Microsoft JhengHei" w:hAnsi="Calibri"/>
+        </w:rPr>
+        <w:t xml:space="preserve">下方「導師每日跑步圈數」填導師當天跑的圈數。</w:t>
+      </w:r>
+    </w:p>
+    <w:p>
+      <w:pPr>
+        <w:pStyle w:val="ListParagraph"/>
+        <w:numPr>
+          <w:ilvl w:val="0"/>
+          <w:numId w:val="2"/>
+        </w:numPr>
+        <w:spacing w:after="40"/>
+      </w:pPr>
+      <w:r>
+        <w:rPr>
+          <w:rFonts w:ascii="Calibri" w:cs="Calibri" w:eastAsia="Microsoft JhengHei" w:hAnsi="Calibri"/>
+          <w:b/>
+          <w:bCs/>
+        </w:rPr>
+        <w:t xml:space="preserve">計算規則</w:t>
+      </w:r>
+      <w:r>
+        <w:rPr>
+          <w:rFonts w:ascii="Calibri" w:cs="Calibri" w:eastAsia="Microsoft JhengHei" w:hAnsi="Calibri"/>
+        </w:rPr>
+        <w:t xml:space="preserve">：跳繩依每天全班加總，每 200 下換算 1 圈；導師圈數乘 2 計入班級總圈數。</w:t>
+      </w:r>
+    </w:p>
+    <w:p>
+      <w:pPr>
+        <w:pStyle w:val="ListParagraph"/>
+        <w:numPr>
+          <w:ilvl w:val="0"/>
+          <w:numId w:val="2"/>
+        </w:numPr>
+        <w:spacing w:after="40"/>
+      </w:pPr>
+      <w:r>
+        <w:rPr>
+          <w:rFonts w:ascii="Calibri" w:cs="Calibri" w:eastAsia="Microsoft JhengHei" w:hAnsi="Calibri"/>
+          <w:b/>
+          <w:bCs/>
+        </w:rPr>
+        <w:t xml:space="preserve">🖨️ A4 直接列印</w:t>
+      </w:r>
+      <w:r>
+        <w:rPr>
+          <w:rFonts w:ascii="Calibri" w:cs="Calibri" w:eastAsia="Microsoft JhengHei" w:hAnsi="Calibri"/>
+        </w:rPr>
+        <w:t xml:space="preserve">：印出體育組格式的 A4 紙本（列印時顯示全名）。</w:t>
+      </w:r>
+    </w:p>
+    <w:p>
+      <w:pPr>
+        <w:pStyle w:val="ListParagraph"/>
+        <w:numPr>
+          <w:ilvl w:val="0"/>
+          <w:numId w:val="2"/>
+        </w:numPr>
+        <w:spacing w:after="40"/>
+      </w:pPr>
+      <w:r>
+        <w:rPr>
+          <w:rFonts w:ascii="Calibri" w:cs="Calibri" w:eastAsia="Microsoft JhengHei" w:hAnsi="Calibri"/>
+          <w:b/>
+          <w:bCs/>
+        </w:rPr>
+        <w:t xml:space="preserve">💾 備份</w:t>
+      </w:r>
+      <w:r>
+        <w:rPr>
+          <w:rFonts w:ascii="Calibri" w:cs="Calibri" w:eastAsia="Microsoft JhengHei" w:hAnsi="Calibri"/>
+        </w:rPr>
+        <w:t xml:space="preserve">／</w:t>
+      </w:r>
+      <w:r>
+        <w:rPr>
+          <w:rFonts w:ascii="Calibri" w:cs="Calibri" w:eastAsia="Microsoft JhengHei" w:hAnsi="Calibri"/>
+          <w:b/>
+          <w:bCs/>
+        </w:rPr>
+        <w:t xml:space="preserve">📥 載入</w:t>
+      </w:r>
+      <w:r>
+        <w:rPr>
+          <w:rFonts w:ascii="Calibri" w:cs="Calibri" w:eastAsia="Microsoft JhengHei" w:hAnsi="Calibri"/>
+        </w:rPr>
+        <w:t xml:space="preserve">：只備份或載入 SH150 這一個分頁（也能載入舊 SH150 網址的備份檔）。要備份全部分頁請用第 6 節的「完整備份」。</w:t>
+      </w:r>
+    </w:p>
+    <w:p>
+      <w:pPr>
+        <w:pStyle w:val="ListParagraph"/>
+        <w:numPr>
+          <w:ilvl w:val="0"/>
+          <w:numId w:val="2"/>
+        </w:numPr>
+        <w:spacing w:after="40"/>
+      </w:pPr>
+      <w:r>
+        <w:rPr>
+          <w:rFonts w:ascii="Calibri" w:cs="Calibri" w:eastAsia="Microsoft JhengHei" w:hAnsi="Calibri"/>
+          <w:b/>
+          <w:bCs/>
+        </w:rPr>
+        <w:t xml:space="preserve">🗑️ 清空本週</w:t>
+      </w:r>
+      <w:r>
+        <w:rPr>
+          <w:rFonts w:ascii="Calibri" w:cs="Calibri" w:eastAsia="Microsoft JhengHei" w:hAnsi="Calibri"/>
+        </w:rPr>
+        <w:t xml:space="preserve">：清除這一週的登記，其他週不受影響。</w:t>
       </w:r>
     </w:p>
     <w:p>
@@ -1001,255 +1067,7 @@
           <w:bCs/>
           <w:color w:val="0369A1"/>
         </w:rPr>
-        <w:t xml:space="preserve">4. SH150 運動登記</w:t>
-      </w:r>
-    </w:p>
-    <w:p>
-      <w:pPr>
-        <w:pStyle w:val="ListParagraph"/>
-        <w:numPr>
-          <w:ilvl w:val="0"/>
-          <w:numId w:val="4"/>
-        </w:numPr>
-        <w:spacing w:after="40"/>
-      </w:pPr>
-      <w:r>
-        <w:rPr>
-          <w:rFonts w:ascii="Calibri" w:cs="Calibri" w:eastAsia="Microsoft JhengHei" w:hAnsi="Calibri"/>
-        </w:rPr>
-        <w:t xml:space="preserve">用 </w:t>
-      </w:r>
-      <w:r>
-        <w:rPr>
-          <w:rFonts w:ascii="Calibri" w:cs="Calibri" w:eastAsia="Microsoft JhengHei" w:hAnsi="Calibri"/>
-          <w:b/>
-          <w:bCs/>
-        </w:rPr>
-        <w:t xml:space="preserve">◀ 上一週</w:t>
-      </w:r>
-      <w:r>
-        <w:rPr>
-          <w:rFonts w:ascii="Calibri" w:cs="Calibri" w:eastAsia="Microsoft JhengHei" w:hAnsi="Calibri"/>
-        </w:rPr>
-        <w:t xml:space="preserve">／</w:t>
-      </w:r>
-      <w:r>
-        <w:rPr>
-          <w:rFonts w:ascii="Calibri" w:cs="Calibri" w:eastAsia="Microsoft JhengHei" w:hAnsi="Calibri"/>
-          <w:b/>
-          <w:bCs/>
-        </w:rPr>
-        <w:t xml:space="preserve">下一週 ▶</w:t>
-      </w:r>
-      <w:r>
-        <w:rPr>
-          <w:rFonts w:ascii="Calibri" w:cs="Calibri" w:eastAsia="Microsoft JhengHei" w:hAnsi="Calibri"/>
-        </w:rPr>
-        <w:t xml:space="preserve"> 或直接輸入週次，選要登記的那一週。打開時會自動跳到本週。</w:t>
-      </w:r>
-    </w:p>
-    <w:p>
-      <w:pPr>
-        <w:pStyle w:val="ListParagraph"/>
-        <w:numPr>
-          <w:ilvl w:val="0"/>
-          <w:numId w:val="4"/>
-        </w:numPr>
-        <w:spacing w:after="40"/>
-      </w:pPr>
-      <w:r>
-        <w:rPr>
-          <w:rFonts w:ascii="Calibri" w:cs="Calibri" w:eastAsia="Microsoft JhengHei" w:hAnsi="Calibri"/>
-        </w:rPr>
-        <w:t xml:space="preserve">點星期一～星期五切換日期，預設是今天。</w:t>
-      </w:r>
-    </w:p>
-    <w:p>
-      <w:pPr>
-        <w:pStyle w:val="ListParagraph"/>
-        <w:numPr>
-          <w:ilvl w:val="0"/>
-          <w:numId w:val="4"/>
-        </w:numPr>
-        <w:spacing w:after="40"/>
-      </w:pPr>
-      <w:r>
-        <w:rPr>
-          <w:rFonts w:ascii="Calibri" w:cs="Calibri" w:eastAsia="Microsoft JhengHei" w:hAnsi="Calibri"/>
-        </w:rPr>
-        <w:t xml:space="preserve">點學生卡片，輸入</w:t>
-      </w:r>
-      <w:r>
-        <w:rPr>
-          <w:rFonts w:ascii="Calibri" w:cs="Calibri" w:eastAsia="Microsoft JhengHei" w:hAnsi="Calibri"/>
-          <w:b/>
-          <w:bCs/>
-        </w:rPr>
-        <w:t xml:space="preserve">跑步圈數</w:t>
-      </w:r>
-      <w:r>
-        <w:rPr>
-          <w:rFonts w:ascii="Calibri" w:cs="Calibri" w:eastAsia="Microsoft JhengHei" w:hAnsi="Calibri"/>
-        </w:rPr>
-        <w:t xml:space="preserve">和</w:t>
-      </w:r>
-      <w:r>
-        <w:rPr>
-          <w:rFonts w:ascii="Calibri" w:cs="Calibri" w:eastAsia="Microsoft JhengHei" w:hAnsi="Calibri"/>
-          <w:b/>
-          <w:bCs/>
-        </w:rPr>
-        <w:t xml:space="preserve">跳繩下數</w:t>
-      </w:r>
-      <w:r>
-        <w:rPr>
-          <w:rFonts w:ascii="Calibri" w:cs="Calibri" w:eastAsia="Microsoft JhengHei" w:hAnsi="Calibri"/>
-        </w:rPr>
-        <w:t xml:space="preserve">（可用 +1圈、+200下 等快速按鈕），按儲存。</w:t>
-      </w:r>
-    </w:p>
-    <w:p>
-      <w:pPr>
-        <w:pStyle w:val="ListParagraph"/>
-        <w:numPr>
-          <w:ilvl w:val="0"/>
-          <w:numId w:val="4"/>
-        </w:numPr>
-        <w:spacing w:after="40"/>
-      </w:pPr>
-      <w:r>
-        <w:rPr>
-          <w:rFonts w:ascii="Calibri" w:cs="Calibri" w:eastAsia="Microsoft JhengHei" w:hAnsi="Calibri"/>
-        </w:rPr>
-        <w:t xml:space="preserve">下方「導師每日跑步圈數」填導師當天跑的圈數。</w:t>
-      </w:r>
-    </w:p>
-    <w:p>
-      <w:pPr>
-        <w:pStyle w:val="ListParagraph"/>
-        <w:numPr>
-          <w:ilvl w:val="0"/>
-          <w:numId w:val="2"/>
-        </w:numPr>
-        <w:spacing w:after="40"/>
-      </w:pPr>
-      <w:r>
-        <w:rPr>
-          <w:rFonts w:ascii="Calibri" w:cs="Calibri" w:eastAsia="Microsoft JhengHei" w:hAnsi="Calibri"/>
-          <w:b/>
-          <w:bCs/>
-        </w:rPr>
-        <w:t xml:space="preserve">計算規則</w:t>
-      </w:r>
-      <w:r>
-        <w:rPr>
-          <w:rFonts w:ascii="Calibri" w:cs="Calibri" w:eastAsia="Microsoft JhengHei" w:hAnsi="Calibri"/>
-        </w:rPr>
-        <w:t xml:space="preserve">：跳繩依每天全班加總，每 200 下換算 1 圈；導師圈數乘 2 計入班級總圈數。</w:t>
-      </w:r>
-    </w:p>
-    <w:p>
-      <w:pPr>
-        <w:pStyle w:val="ListParagraph"/>
-        <w:numPr>
-          <w:ilvl w:val="0"/>
-          <w:numId w:val="2"/>
-        </w:numPr>
-        <w:spacing w:after="40"/>
-      </w:pPr>
-      <w:r>
-        <w:rPr>
-          <w:rFonts w:ascii="Calibri" w:cs="Calibri" w:eastAsia="Microsoft JhengHei" w:hAnsi="Calibri"/>
-          <w:b/>
-          <w:bCs/>
-        </w:rPr>
-        <w:t xml:space="preserve">🖨️ A4 直接列印</w:t>
-      </w:r>
-      <w:r>
-        <w:rPr>
-          <w:rFonts w:ascii="Calibri" w:cs="Calibri" w:eastAsia="Microsoft JhengHei" w:hAnsi="Calibri"/>
-        </w:rPr>
-        <w:t xml:space="preserve">：印出體育組格式的 A4 紙本（列印時顯示全名）。</w:t>
-      </w:r>
-    </w:p>
-    <w:p>
-      <w:pPr>
-        <w:pStyle w:val="ListParagraph"/>
-        <w:numPr>
-          <w:ilvl w:val="0"/>
-          <w:numId w:val="2"/>
-        </w:numPr>
-        <w:spacing w:after="40"/>
-      </w:pPr>
-      <w:r>
-        <w:rPr>
-          <w:rFonts w:ascii="Calibri" w:cs="Calibri" w:eastAsia="Microsoft JhengHei" w:hAnsi="Calibri"/>
-          <w:b/>
-          <w:bCs/>
-        </w:rPr>
-        <w:t xml:space="preserve">💾 備份</w:t>
-      </w:r>
-      <w:r>
-        <w:rPr>
-          <w:rFonts w:ascii="Calibri" w:cs="Calibri" w:eastAsia="Microsoft JhengHei" w:hAnsi="Calibri"/>
-        </w:rPr>
-        <w:t xml:space="preserve">／</w:t>
-      </w:r>
-      <w:r>
-        <w:rPr>
-          <w:rFonts w:ascii="Calibri" w:cs="Calibri" w:eastAsia="Microsoft JhengHei" w:hAnsi="Calibri"/>
-          <w:b/>
-          <w:bCs/>
-        </w:rPr>
-        <w:t xml:space="preserve">📥 載入</w:t>
-      </w:r>
-      <w:r>
-        <w:rPr>
-          <w:rFonts w:ascii="Calibri" w:cs="Calibri" w:eastAsia="Microsoft JhengHei" w:hAnsi="Calibri"/>
-        </w:rPr>
-        <w:t xml:space="preserve">：只備份或載入 SH150 這一個分頁（也能載入舊 SH150 網址的備份檔）。要備份全部分頁請用第 10 節的「完整備份」。</w:t>
-      </w:r>
-    </w:p>
-    <w:p>
-      <w:pPr>
-        <w:pStyle w:val="ListParagraph"/>
-        <w:numPr>
-          <w:ilvl w:val="0"/>
-          <w:numId w:val="2"/>
-        </w:numPr>
-        <w:spacing w:after="40"/>
-      </w:pPr>
-      <w:r>
-        <w:rPr>
-          <w:rFonts w:ascii="Calibri" w:cs="Calibri" w:eastAsia="Microsoft JhengHei" w:hAnsi="Calibri"/>
-          <w:b/>
-          <w:bCs/>
-        </w:rPr>
-        <w:t xml:space="preserve">🗑️ 清空本週</w:t>
-      </w:r>
-      <w:r>
-        <w:rPr>
-          <w:rFonts w:ascii="Calibri" w:cs="Calibri" w:eastAsia="Microsoft JhengHei" w:hAnsi="Calibri"/>
-        </w:rPr>
-        <w:t xml:space="preserve">：清除這一週的登記，其他週不受影響。</w:t>
-      </w:r>
-    </w:p>
-    <w:p>
-      <w:pPr>
-        <w:pStyle w:val="Heading1"/>
-        <w:pBdr>
-          <w:bottom w:val="single" w:color="BAE6FD" w:sz="6" w:space="4"/>
-        </w:pBdr>
-        <w:spacing w:after="120" w:before="360"/>
-      </w:pPr>
-      <w:r>
-        <w:rPr>
-          <w:rFonts w:ascii="Calibri" w:cs="Calibri" w:eastAsia="Microsoft JhengHei" w:hAnsi="Calibri"/>
-          <w:b/>
-          <w:bCs/>
-          <w:color w:val="0369A1"/>
-        </w:rPr>
-        <w:t xml:space="preserve">5. 填報學校本週資料</w:t>
+        <w:t xml:space="preserve">4. 填報學校本週資料</w:t>
       </w:r>
     </w:p>
     <w:p>
@@ -1295,7 +1113,7 @@
         <w:pStyle w:val="ListParagraph"/>
         <w:numPr>
           <w:ilvl w:val="0"/>
-          <w:numId w:val="5"/>
+          <w:numId w:val="4"/>
         </w:numPr>
         <w:spacing w:after="40"/>
       </w:pPr>
@@ -1325,7 +1143,7 @@
         <w:pStyle w:val="ListParagraph"/>
         <w:numPr>
           <w:ilvl w:val="0"/>
-          <w:numId w:val="5"/>
+          <w:numId w:val="4"/>
         </w:numPr>
         <w:spacing w:after="40"/>
       </w:pPr>
@@ -1389,7 +1207,7 @@
         <w:pStyle w:val="ListParagraph"/>
         <w:numPr>
           <w:ilvl w:val="0"/>
-          <w:numId w:val="5"/>
+          <w:numId w:val="4"/>
         </w:numPr>
         <w:spacing w:after="40"/>
       </w:pPr>
@@ -1405,7 +1223,7 @@
         <w:pStyle w:val="ListParagraph"/>
         <w:numPr>
           <w:ilvl w:val="0"/>
-          <w:numId w:val="5"/>
+          <w:numId w:val="4"/>
         </w:numPr>
         <w:spacing w:after="40"/>
       </w:pPr>
@@ -1435,7 +1253,7 @@
         <w:pStyle w:val="ListParagraph"/>
         <w:numPr>
           <w:ilvl w:val="0"/>
-          <w:numId w:val="5"/>
+          <w:numId w:val="4"/>
         </w:numPr>
         <w:spacing w:after="40"/>
       </w:pPr>
@@ -1730,7 +1548,7 @@
           <w:bCs/>
           <w:color w:val="0369A1"/>
         </w:rPr>
-        <w:t xml:space="preserve">6. 含氟每週紀錄</w:t>
+        <w:t xml:space="preserve">5. 含氟每週紀錄</w:t>
       </w:r>
     </w:p>
     <w:p>
@@ -1950,587 +1768,7 @@
           <w:bCs/>
           <w:color w:val="0369A1"/>
         </w:rPr>
-        <w:t xml:space="preserve">7. 倒數計時</w:t>
-      </w:r>
-    </w:p>
-    <w:p>
-      <w:pPr>
-        <w:pStyle w:val="ListParagraph"/>
-        <w:numPr>
-          <w:ilvl w:val="0"/>
-          <w:numId w:val="6"/>
-        </w:numPr>
-        <w:spacing w:after="40"/>
-      </w:pPr>
-      <w:r>
-        <w:rPr>
-          <w:rFonts w:ascii="Calibri" w:cs="Calibri" w:eastAsia="Microsoft JhengHei" w:hAnsi="Calibri"/>
-        </w:rPr>
-        <w:t xml:space="preserve">「等待事項」選常用選項或自己輸入（例如「上課鐘響結束計時」）。</w:t>
-      </w:r>
-    </w:p>
-    <w:p>
-      <w:pPr>
-        <w:pStyle w:val="ListParagraph"/>
-        <w:numPr>
-          <w:ilvl w:val="0"/>
-          <w:numId w:val="6"/>
-        </w:numPr>
-        <w:spacing w:after="40"/>
-      </w:pPr>
-      <w:r>
-        <w:rPr>
-          <w:rFonts w:ascii="Calibri" w:cs="Calibri" w:eastAsia="Microsoft JhengHei" w:hAnsi="Calibri"/>
-        </w:rPr>
-        <w:t xml:space="preserve">「提醒事項」可以列出學生要完成的事，一行一項，會大字顯示。</w:t>
-      </w:r>
-    </w:p>
-    <w:p>
-      <w:pPr>
-        <w:pStyle w:val="ListParagraph"/>
-        <w:numPr>
-          <w:ilvl w:val="0"/>
-          <w:numId w:val="6"/>
-        </w:numPr>
-        <w:spacing w:after="40"/>
-      </w:pPr>
-      <w:r>
-        <w:rPr>
-          <w:rFonts w:ascii="Calibri" w:cs="Calibri" w:eastAsia="Microsoft JhengHei" w:hAnsi="Calibri"/>
-        </w:rPr>
-        <w:t xml:space="preserve">確認「班級人數」與「設定分鐘數」，選提醒鈴聲，按 </w:t>
-      </w:r>
-      <w:r>
-        <w:rPr>
-          <w:rFonts w:ascii="Calibri" w:cs="Calibri" w:eastAsia="Microsoft JhengHei" w:hAnsi="Calibri"/>
-          <w:b/>
-          <w:bCs/>
-        </w:rPr>
-        <w:t xml:space="preserve">開始計時</w:t>
-      </w:r>
-      <w:r>
-        <w:rPr>
-          <w:rFonts w:ascii="Calibri" w:cs="Calibri" w:eastAsia="Microsoft JhengHei" w:hAnsi="Calibri"/>
-        </w:rPr>
-        <w:t xml:space="preserve">。</w:t>
-      </w:r>
-    </w:p>
-    <w:p>
-      <w:pPr>
-        <w:pStyle w:val="ListParagraph"/>
-        <w:numPr>
-          <w:ilvl w:val="0"/>
-          <w:numId w:val="6"/>
-        </w:numPr>
-        <w:spacing w:after="40"/>
-      </w:pPr>
-      <w:r>
-        <w:rPr>
-          <w:rFonts w:ascii="Calibri" w:cs="Calibri" w:eastAsia="Microsoft JhengHei" w:hAnsi="Calibri"/>
-        </w:rPr>
-        <w:t xml:space="preserve">計時畫面右邊可以點座號，記下還沒完成的學生；時間到會自動存進「登記紀錄」。</w:t>
-      </w:r>
-    </w:p>
-    <w:p>
-      <w:pPr>
-        <w:pStyle w:val="ListParagraph"/>
-        <w:numPr>
-          <w:ilvl w:val="0"/>
-          <w:numId w:val="2"/>
-        </w:numPr>
-        <w:spacing w:after="40"/>
-      </w:pPr>
-      <w:r>
-        <w:rPr>
-          <w:rFonts w:ascii="Calibri" w:cs="Calibri" w:eastAsia="Microsoft JhengHei" w:hAnsi="Calibri"/>
-          <w:b/>
-          <w:bCs/>
-        </w:rPr>
-        <w:t xml:space="preserve">全螢幕</w:t>
-      </w:r>
-      <w:r>
-        <w:rPr>
-          <w:rFonts w:ascii="Calibri" w:cs="Calibri" w:eastAsia="Microsoft JhengHei" w:hAnsi="Calibri"/>
-        </w:rPr>
-        <w:t xml:space="preserve">、</w:t>
-      </w:r>
-      <w:r>
-        <w:rPr>
-          <w:rFonts w:ascii="Calibri" w:cs="Calibri" w:eastAsia="Microsoft JhengHei" w:hAnsi="Calibri"/>
-          <w:b/>
-          <w:bCs/>
-        </w:rPr>
-        <w:t xml:space="preserve">暫停</w:t>
-      </w:r>
-      <w:r>
-        <w:rPr>
-          <w:rFonts w:ascii="Calibri" w:cs="Calibri" w:eastAsia="Microsoft JhengHei" w:hAnsi="Calibri"/>
-        </w:rPr>
-        <w:t xml:space="preserve">、</w:t>
-      </w:r>
-      <w:r>
-        <w:rPr>
-          <w:rFonts w:ascii="Calibri" w:cs="Calibri" w:eastAsia="Microsoft JhengHei" w:hAnsi="Calibri"/>
-          <w:b/>
-          <w:bCs/>
-        </w:rPr>
-        <w:t xml:space="preserve">重設</w:t>
-      </w:r>
-      <w:r>
-        <w:rPr>
-          <w:rFonts w:ascii="Calibri" w:cs="Calibri" w:eastAsia="Microsoft JhengHei" w:hAnsi="Calibri"/>
-        </w:rPr>
-        <w:t xml:space="preserve"> 在計時畫面上。</w:t>
-      </w:r>
-    </w:p>
-    <w:p>
-      <w:pPr>
-        <w:pStyle w:val="ListParagraph"/>
-        <w:numPr>
-          <w:ilvl w:val="0"/>
-          <w:numId w:val="2"/>
-        </w:numPr>
-        <w:spacing w:after="40"/>
-      </w:pPr>
-      <w:r>
-        <w:rPr>
-          <w:rFonts w:ascii="Calibri" w:cs="Calibri" w:eastAsia="Microsoft JhengHei" w:hAnsi="Calibri"/>
-          <w:b/>
-          <w:bCs/>
-        </w:rPr>
-        <w:t xml:space="preserve">+ 新增常用選項</w:t>
-      </w:r>
-      <w:r>
-        <w:rPr>
-          <w:rFonts w:ascii="Calibri" w:cs="Calibri" w:eastAsia="Microsoft JhengHei" w:hAnsi="Calibri"/>
-        </w:rPr>
-        <w:t xml:space="preserve"> 可以把常用的事項、分鐘數、人數存起來，下次一鍵套用。</w:t>
-      </w:r>
-    </w:p>
-    <w:p>
-      <w:pPr>
-        <w:pStyle w:val="ListParagraph"/>
-        <w:numPr>
-          <w:ilvl w:val="0"/>
-          <w:numId w:val="2"/>
-        </w:numPr>
-        <w:spacing w:after="40"/>
-      </w:pPr>
-      <w:r>
-        <w:rPr>
-          <w:rFonts w:ascii="Calibri" w:cs="Calibri" w:eastAsia="Microsoft JhengHei" w:hAnsi="Calibri"/>
-        </w:rPr>
-        <w:t xml:space="preserve">計時中切換分頁或重新整理頁面，計時會接續，不會中斷。</w:t>
-      </w:r>
-    </w:p>
-    <w:p>
-      <w:pPr>
-        <w:pStyle w:val="Heading1"/>
-        <w:pBdr>
-          <w:bottom w:val="single" w:color="BAE6FD" w:sz="6" w:space="4"/>
-        </w:pBdr>
-        <w:spacing w:after="120" w:before="360"/>
-      </w:pPr>
-      <w:r>
-        <w:rPr>
-          <w:rFonts w:ascii="Calibri" w:cs="Calibri" w:eastAsia="Microsoft JhengHei" w:hAnsi="Calibri"/>
-          <w:b/>
-          <w:bCs/>
-          <w:color w:val="0369A1"/>
-        </w:rPr>
-        <w:t xml:space="preserve">8. 秩序登記</w:t>
-      </w:r>
-    </w:p>
-    <w:p>
-      <w:pPr>
-        <w:pStyle w:val="ListParagraph"/>
-        <w:numPr>
-          <w:ilvl w:val="0"/>
-          <w:numId w:val="2"/>
-        </w:numPr>
-        <w:spacing w:after="40"/>
-      </w:pPr>
-      <w:r>
-        <w:rPr>
-          <w:rFonts w:ascii="Calibri" w:cs="Calibri" w:eastAsia="Microsoft JhengHei" w:hAnsi="Calibri"/>
-        </w:rPr>
-        <w:t xml:space="preserve">上方選日期（本週週一～週五），預設是今天。</w:t>
-      </w:r>
-    </w:p>
-    <w:p>
-      <w:pPr>
-        <w:pStyle w:val="ListParagraph"/>
-        <w:numPr>
-          <w:ilvl w:val="0"/>
-          <w:numId w:val="2"/>
-        </w:numPr>
-        <w:spacing w:after="40"/>
-      </w:pPr>
-      <w:r>
-        <w:rPr>
-          <w:rFonts w:ascii="Calibri" w:cs="Calibri" w:eastAsia="Microsoft JhengHei" w:hAnsi="Calibri"/>
-        </w:rPr>
-        <w:t xml:space="preserve">「點學生卡片」可選：</w:t>
-      </w:r>
-    </w:p>
-    <w:p>
-      <w:pPr>
-        <w:pStyle w:val="ListParagraph"/>
-        <w:numPr>
-          <w:ilvl w:val="1"/>
-          <w:numId w:val="2"/>
-        </w:numPr>
-        <w:spacing w:after="40"/>
-      </w:pPr>
-      <w:r>
-        <w:rPr>
-          <w:rFonts w:ascii="Calibri" w:cs="Calibri" w:eastAsia="Microsoft JhengHei" w:hAnsi="Calibri"/>
-          <w:b/>
-          <w:bCs/>
-        </w:rPr>
-        <w:t xml:space="preserve">✋ 逐項登記</w:t>
-      </w:r>
-      <w:r>
-        <w:rPr>
-          <w:rFonts w:ascii="Calibri" w:cs="Calibri" w:eastAsia="Microsoft JhengHei" w:hAnsi="Calibri"/>
-        </w:rPr>
-        <w:t xml:space="preserve">：點學生後跳出清單，勾選這次的項目。</w:t>
-      </w:r>
-    </w:p>
-    <w:p>
-      <w:pPr>
-        <w:pStyle w:val="ListParagraph"/>
-        <w:numPr>
-          <w:ilvl w:val="1"/>
-          <w:numId w:val="2"/>
-        </w:numPr>
-        <w:spacing w:after="40"/>
-      </w:pPr>
-      <w:r>
-        <w:rPr>
-          <w:rFonts w:ascii="Calibri" w:cs="Calibri" w:eastAsia="Microsoft JhengHei" w:hAnsi="Calibri"/>
-          <w:b/>
-          <w:bCs/>
-        </w:rPr>
-        <w:t xml:space="preserve">直接選某個項目</w:t>
-      </w:r>
-      <w:r>
-        <w:rPr>
-          <w:rFonts w:ascii="Calibri" w:cs="Calibri" w:eastAsia="Microsoft JhengHei" w:hAnsi="Calibri"/>
-        </w:rPr>
-        <w:t xml:space="preserve">（例如「座位歪了」）：之後點學生就直接記一次，適合巡堂快速登記。</w:t>
-      </w:r>
-    </w:p>
-    <w:p>
-      <w:pPr>
-        <w:pStyle w:val="ListParagraph"/>
-        <w:numPr>
-          <w:ilvl w:val="0"/>
-          <w:numId w:val="2"/>
-        </w:numPr>
-        <w:spacing w:after="40"/>
-      </w:pPr>
-      <w:r>
-        <w:rPr>
-          <w:rFonts w:ascii="Calibri" w:cs="Calibri" w:eastAsia="Microsoft JhengHei" w:hAnsi="Calibri"/>
-        </w:rPr>
-        <w:t xml:space="preserve">按錯了：按 </w:t>
-      </w:r>
-      <w:r>
-        <w:rPr>
-          <w:rFonts w:ascii="Calibri" w:cs="Calibri" w:eastAsia="Microsoft JhengHei" w:hAnsi="Calibri"/>
-          <w:b/>
-          <w:bCs/>
-        </w:rPr>
-        <w:t xml:space="preserve">↩ 按錯？減回一筆</w:t>
-      </w:r>
-      <w:r>
-        <w:rPr>
-          <w:rFonts w:ascii="Calibri" w:cs="Calibri" w:eastAsia="Microsoft JhengHei" w:hAnsi="Calibri"/>
-        </w:rPr>
-        <w:t xml:space="preserve">。</w:t>
-      </w:r>
-    </w:p>
-    <w:p>
-      <w:pPr>
-        <w:pStyle w:val="ListParagraph"/>
-        <w:numPr>
-          <w:ilvl w:val="0"/>
-          <w:numId w:val="2"/>
-        </w:numPr>
-        <w:spacing w:after="40"/>
-      </w:pPr>
-      <w:r>
-        <w:rPr>
-          <w:rFonts w:ascii="Calibri" w:cs="Calibri" w:eastAsia="Microsoft JhengHei" w:hAnsi="Calibri"/>
-        </w:rPr>
-        <w:t xml:space="preserve">右側可看「當日／當週累計／全部累計」與「表現良好：未被登記」名單。</w:t>
-      </w:r>
-    </w:p>
-    <w:p>
-      <w:pPr>
-        <w:pStyle w:val="ListParagraph"/>
-        <w:numPr>
-          <w:ilvl w:val="0"/>
-          <w:numId w:val="2"/>
-        </w:numPr>
-        <w:spacing w:after="40"/>
-      </w:pPr>
-      <w:r>
-        <w:rPr>
-          <w:rFonts w:ascii="Calibri" w:cs="Calibri" w:eastAsia="Microsoft JhengHei" w:hAnsi="Calibri"/>
-          <w:b/>
-          <w:bCs/>
-        </w:rPr>
-        <w:t xml:space="preserve">📝 文字報告</w:t>
-      </w:r>
-      <w:r>
-        <w:rPr>
-          <w:rFonts w:ascii="Calibri" w:cs="Calibri" w:eastAsia="Microsoft JhengHei" w:hAnsi="Calibri"/>
-        </w:rPr>
-        <w:t xml:space="preserve"> 在畫面上顯示（姓名遮罩）；</w:t>
-      </w:r>
-      <w:r>
-        <w:rPr>
-          <w:rFonts w:ascii="Calibri" w:cs="Calibri" w:eastAsia="Microsoft JhengHei" w:hAnsi="Calibri"/>
-          <w:b/>
-          <w:bCs/>
-        </w:rPr>
-        <w:t xml:space="preserve">📋 複製秩序報告</w:t>
-      </w:r>
-      <w:r>
-        <w:rPr>
-          <w:rFonts w:ascii="Calibri" w:cs="Calibri" w:eastAsia="Microsoft JhengHei" w:hAnsi="Calibri"/>
-        </w:rPr>
-        <w:t xml:space="preserve"> 複製全名版本，可以貼到聯絡簿或通訊軟體。</w:t>
-      </w:r>
-    </w:p>
-    <w:p>
-      <w:pPr>
-        <w:pStyle w:val="ListParagraph"/>
-        <w:numPr>
-          <w:ilvl w:val="0"/>
-          <w:numId w:val="2"/>
-        </w:numPr>
-        <w:spacing w:after="40"/>
-      </w:pPr>
-      <w:r>
-        <w:rPr>
-          <w:rFonts w:ascii="Calibri" w:cs="Calibri" w:eastAsia="Microsoft JhengHei" w:hAnsi="Calibri"/>
-          <w:b/>
-          <w:bCs/>
-        </w:rPr>
-        <w:t xml:space="preserve">📊 秩序統計</w:t>
-      </w:r>
-      <w:r>
-        <w:rPr>
-          <w:rFonts w:ascii="Calibri" w:cs="Calibri" w:eastAsia="Microsoft JhengHei" w:hAnsi="Calibri"/>
-        </w:rPr>
-        <w:t xml:space="preserve">：看每位學生的累計次數，可匯出 CSV。</w:t>
-      </w:r>
-    </w:p>
-    <w:p>
-      <w:pPr>
-        <w:pStyle w:val="ListParagraph"/>
-        <w:numPr>
-          <w:ilvl w:val="0"/>
-          <w:numId w:val="2"/>
-        </w:numPr>
-        <w:spacing w:after="40"/>
-      </w:pPr>
-      <w:r>
-        <w:rPr>
-          <w:rFonts w:ascii="Calibri" w:cs="Calibri" w:eastAsia="Microsoft JhengHei" w:hAnsi="Calibri"/>
-          <w:b/>
-          <w:bCs/>
-        </w:rPr>
-        <w:t xml:space="preserve">⚙️ 編輯秩序項目</w:t>
-      </w:r>
-      <w:r>
-        <w:rPr>
-          <w:rFonts w:ascii="Calibri" w:cs="Calibri" w:eastAsia="Microsoft JhengHei" w:hAnsi="Calibri"/>
-        </w:rPr>
-        <w:t xml:space="preserve">：新增、改名、刪除檢查項目。</w:t>
-      </w:r>
-    </w:p>
-    <w:p>
-      <w:pPr>
-        <w:pStyle w:val="ListParagraph"/>
-        <w:numPr>
-          <w:ilvl w:val="0"/>
-          <w:numId w:val="2"/>
-        </w:numPr>
-        <w:spacing w:after="40"/>
-      </w:pPr>
-      <w:r>
-        <w:rPr>
-          <w:rFonts w:ascii="Calibri" w:cs="Calibri" w:eastAsia="Microsoft JhengHei" w:hAnsi="Calibri"/>
-          <w:b/>
-          <w:bCs/>
-        </w:rPr>
-        <w:t xml:space="preserve">✏️ 編輯座位排列</w:t>
-      </w:r>
-      <w:r>
-        <w:rPr>
-          <w:rFonts w:ascii="Calibri" w:cs="Calibri" w:eastAsia="Microsoft JhengHei" w:hAnsi="Calibri"/>
-        </w:rPr>
-        <w:t xml:space="preserve">：一行一排，三區用「|」分隔，同區座號用逗號分隔。新增的學生如果還沒排進去，會先出現在最後的「待安排」那一排。</w:t>
-      </w:r>
-    </w:p>
-    <w:p>
-      <w:pPr>
-        <w:pStyle w:val="Heading1"/>
-        <w:pBdr>
-          <w:bottom w:val="single" w:color="BAE6FD" w:sz="6" w:space="4"/>
-        </w:pBdr>
-        <w:spacing w:after="120" w:before="360"/>
-      </w:pPr>
-      <w:r>
-        <w:rPr>
-          <w:rFonts w:ascii="Calibri" w:cs="Calibri" w:eastAsia="Microsoft JhengHei" w:hAnsi="Calibri"/>
-          <w:b/>
-          <w:bCs/>
-          <w:color w:val="0369A1"/>
-        </w:rPr>
-        <w:t xml:space="preserve">9. 小組討論</w:t>
-      </w:r>
-    </w:p>
-    <w:p>
-      <w:pPr>
-        <w:pStyle w:val="ListParagraph"/>
-        <w:numPr>
-          <w:ilvl w:val="0"/>
-          <w:numId w:val="2"/>
-        </w:numPr>
-        <w:spacing w:after="40"/>
-      </w:pPr>
-      <w:r>
-        <w:rPr>
-          <w:rFonts w:ascii="Calibri" w:cs="Calibri" w:eastAsia="Microsoft JhengHei" w:hAnsi="Calibri"/>
-          <w:b/>
-          <w:bCs/>
-        </w:rPr>
-        <w:t xml:space="preserve">今日核心主題、進行步驟與要求</w:t>
-      </w:r>
-      <w:r>
-        <w:rPr>
-          <w:rFonts w:ascii="Calibri" w:cs="Calibri" w:eastAsia="Microsoft JhengHei" w:hAnsi="Calibri"/>
-        </w:rPr>
-        <w:t xml:space="preserve">：直接點文字就能編輯，大字投影給全班看。</w:t>
-      </w:r>
-    </w:p>
-    <w:p>
-      <w:pPr>
-        <w:pStyle w:val="ListParagraph"/>
-        <w:numPr>
-          <w:ilvl w:val="0"/>
-          <w:numId w:val="2"/>
-        </w:numPr>
-        <w:spacing w:after="40"/>
-      </w:pPr>
-      <w:r>
-        <w:rPr>
-          <w:rFonts w:ascii="Calibri" w:cs="Calibri" w:eastAsia="Microsoft JhengHei" w:hAnsi="Calibri"/>
-          <w:b/>
-          <w:bCs/>
-        </w:rPr>
-        <w:t xml:space="preserve">小組計時器</w:t>
-      </w:r>
-      <w:r>
-        <w:rPr>
-          <w:rFonts w:ascii="Calibri" w:cs="Calibri" w:eastAsia="Microsoft JhengHei" w:hAnsi="Calibri"/>
-        </w:rPr>
-        <w:t xml:space="preserve">：選 1～10 分鐘，按開始，時間到有鈴聲與語音。</w:t>
-      </w:r>
-    </w:p>
-    <w:p>
-      <w:pPr>
-        <w:pStyle w:val="ListParagraph"/>
-        <w:numPr>
-          <w:ilvl w:val="0"/>
-          <w:numId w:val="2"/>
-        </w:numPr>
-        <w:spacing w:after="40"/>
-      </w:pPr>
-      <w:r>
-        <w:rPr>
-          <w:rFonts w:ascii="Calibri" w:cs="Calibri" w:eastAsia="Microsoft JhengHei" w:hAnsi="Calibri"/>
-          <w:b/>
-          <w:bCs/>
-        </w:rPr>
-        <w:t xml:space="preserve">抽籤中心</w:t>
-      </w:r>
-      <w:r>
-        <w:rPr>
-          <w:rFonts w:ascii="Calibri" w:cs="Calibri" w:eastAsia="Microsoft JhengHei" w:hAnsi="Calibri"/>
-        </w:rPr>
-        <w:t xml:space="preserve">：可以抽各組號碼、抽報告組別、抽組別＋號碼。勾選「不重複抽取」就會輪流抽，抽完一輪自動重來。</w:t>
-      </w:r>
-    </w:p>
-    <w:p>
-      <w:pPr>
-        <w:pStyle w:val="ListParagraph"/>
-        <w:numPr>
-          <w:ilvl w:val="0"/>
-          <w:numId w:val="2"/>
-        </w:numPr>
-        <w:spacing w:after="40"/>
-      </w:pPr>
-      <w:r>
-        <w:rPr>
-          <w:rFonts w:ascii="Calibri" w:cs="Calibri" w:eastAsia="Microsoft JhengHei" w:hAnsi="Calibri"/>
-          <w:b/>
-          <w:bCs/>
-        </w:rPr>
-        <w:t xml:space="preserve">組別加分項目</w:t>
-      </w:r>
-      <w:r>
-        <w:rPr>
-          <w:rFonts w:ascii="Calibri" w:cs="Calibri" w:eastAsia="Microsoft JhengHei" w:hAnsi="Calibri"/>
-        </w:rPr>
-        <w:t xml:space="preserve">：先選加分項目，再點組別卡片加分；可調整組數、改組名。</w:t>
-      </w:r>
-    </w:p>
-    <w:p>
-      <w:pPr>
-        <w:pStyle w:val="ListParagraph"/>
-        <w:numPr>
-          <w:ilvl w:val="0"/>
-          <w:numId w:val="2"/>
-        </w:numPr>
-        <w:spacing w:after="40"/>
-      </w:pPr>
-      <w:r>
-        <w:rPr>
-          <w:rFonts w:ascii="Calibri" w:cs="Calibri" w:eastAsia="Microsoft JhengHei" w:hAnsi="Calibri"/>
-          <w:b/>
-          <w:bCs/>
-        </w:rPr>
-        <w:t xml:space="preserve">🏆 結算頒獎</w:t>
-      </w:r>
-      <w:r>
-        <w:rPr>
-          <w:rFonts w:ascii="Calibri" w:cs="Calibri" w:eastAsia="Microsoft JhengHei" w:hAnsi="Calibri"/>
-        </w:rPr>
-        <w:t xml:space="preserve">：依分數顯示排名。</w:t>
-      </w:r>
-    </w:p>
-    <w:p>
-      <w:pPr>
-        <w:pStyle w:val="Heading1"/>
-        <w:pBdr>
-          <w:bottom w:val="single" w:color="BAE6FD" w:sz="6" w:space="4"/>
-        </w:pBdr>
-        <w:spacing w:after="120" w:before="360"/>
-      </w:pPr>
-      <w:r>
-        <w:rPr>
-          <w:rFonts w:ascii="Calibri" w:cs="Calibri" w:eastAsia="Microsoft JhengHei" w:hAnsi="Calibri"/>
-          <w:b/>
-          <w:bCs/>
-          <w:color w:val="0369A1"/>
-        </w:rPr>
-        <w:t xml:space="preserve">10. 備份與還原（重要）</w:t>
+        <w:t xml:space="preserve">6. 備份與還原（重要）</w:t>
       </w:r>
     </w:p>
     <w:p>
@@ -2730,7 +1968,7 @@
           <w:bCs/>
           <w:color w:val="0369A1"/>
         </w:rPr>
-        <w:t xml:space="preserve">11. 進階：自己修改工具</w:t>
+        <w:t xml:space="preserve">7. 進階：自己修改工具</w:t>
       </w:r>
     </w:p>
     <w:p>
@@ -2772,7 +2010,7 @@
         <w:rPr>
           <w:rFonts w:ascii="Calibri" w:cs="Calibri" w:eastAsia="Microsoft JhengHei" w:hAnsi="Calibri"/>
         </w:rPr>
-        <w:t xml:space="preserve">常改的地方，在檔案裡搜尋「【可自行修改】」：學期開學日與週數、預設秩序項目、含氟表單標題、備份提醒天數。</w:t>
+        <w:t xml:space="preserve">常改的地方，在檔案裡搜尋「【可自行修改】」：學期開學日與週數、含氟表單標題、備份提醒天數。</w:t>
       </w:r>
     </w:p>
     <w:p>
@@ -2822,7 +2060,7 @@
           <w:bCs/>
           <w:color w:val="0369A1"/>
         </w:rPr>
-        <w:t xml:space="preserve">12. 常見問題</w:t>
+        <w:t xml:space="preserve">8. 常見問題</w:t>
       </w:r>
     </w:p>
     <w:p>
@@ -3428,18 +2666,6 @@
     </w:lvlOverride>
   </w:num>
   <w:num w:numId="4">
-    <w:abstractNumId w:val="3"/>
-    <w:lvlOverride w:ilvl="0">
-      <w:startOverride w:val="1"/>
-    </w:lvlOverride>
-  </w:num>
-  <w:num w:numId="5">
-    <w:abstractNumId w:val="3"/>
-    <w:lvlOverride w:ilvl="0">
-      <w:startOverride w:val="1"/>
-    </w:lvlOverride>
-  </w:num>
-  <w:num w:numId="6">
     <w:abstractNumId w:val="3"/>
     <w:lvlOverride w:ilvl="0">
       <w:startOverride w:val="1"/>
